--- a/verbale_esame_finale_1_PNRR.docx
+++ b/verbale_esame_finale_1_PNRR.docx
@@ -1,6 +1,6 @@
 
 <file path=word/document.xml><?xml version="1.0" encoding="utf-8"?>
-<w:document xmlns:o="urn:schemas-microsoft-com:office:office" xmlns:r="http://schemas.openxmlformats.org/officeDocument/2006/relationships" xmlns:v="urn:schemas-microsoft-com:vml" xmlns:w="http://schemas.openxmlformats.org/wordprocessingml/2006/main" xmlns:w10="urn:schemas-microsoft-com:office:word" xmlns:wp="http://schemas.openxmlformats.org/drawingml/2006/wordprocessingDrawing" xmlns:wps="http://schemas.microsoft.com/office/word/2010/wordprocessingShape" xmlns:wpg="http://schemas.microsoft.com/office/word/2010/wordprocessingGroup" xmlns:mc="http://schemas.openxmlformats.org/markup-compatibility/2006" xmlns:wp14="http://schemas.microsoft.com/office/word/2010/wordprocessingDrawing" xmlns:w14="http://schemas.microsoft.com/office/word/2010/wordml" xmlns:w15="http://schemas.microsoft.com/office/word/2012/wordml" mc:Ignorable="w14 wp14 w15">
+<w:document xmlns:o="urn:schemas-microsoft-com:office:office" xmlns:r="http://schemas.openxmlformats.org/officeDocument/2006/relationships" xmlns:v="urn:schemas-microsoft-com:vml" xmlns:w="http://schemas.openxmlformats.org/wordprocessingml/2006/main" xmlns:w10="urn:schemas-microsoft-com:office:word" xmlns:wp="http://schemas.openxmlformats.org/drawingml/2006/wordprocessingDrawing" xmlns:pic="http://schemas.openxmlformats.org/drawingml/2006/picture" xmlns:wps="http://schemas.microsoft.com/office/word/2010/wordprocessingShape" xmlns:wpg="http://schemas.microsoft.com/office/word/2010/wordprocessingGroup" xmlns:mc="http://schemas.openxmlformats.org/markup-compatibility/2006" xmlns:wp14="http://schemas.microsoft.com/office/word/2010/wordprocessingDrawing" xmlns:w14="http://schemas.microsoft.com/office/word/2010/wordml" xmlns:w15="http://schemas.microsoft.com/office/word/2012/wordml" mc:Ignorable="w14 wp14 w15">
   <w:body>
     <w:p>
       <w:pPr>
@@ -218,7 +218,6 @@
         </w:numPr>
         <w:tabs>
           <w:tab w:val="left" w:pos="720" w:leader="none"/>
-          <w:tab w:val="left" w:pos="6360" w:leader="none"/>
         </w:tabs>
         <w:bidi w:val="0"/>
         <w:ind w:hanging="360" w:start="720" w:end="0"/>
@@ -1758,6 +1757,15 @@
           <w:szCs w:val="22"/>
         </w:rPr>
         <w:tab/>
+      </w:r>
+      <w:r>
+        <w:rPr>
+          <w:rFonts w:cs="Arial" w:ascii="Arial" w:hAnsi="Arial"/>
+          <w:b w:val="false"/>
+          <w:bCs w:val="false"/>
+          <w:sz w:val="22"/>
+          <w:szCs w:val="22"/>
+        </w:rPr>
         <w:t>LA COMMISSIONE</w:t>
       </w:r>
     </w:p>
@@ -1772,13 +1780,17 @@
         <w:ind w:hanging="0" w:start="0" w:end="0"/>
         <w:rPr>
           <w:rFonts w:ascii="Arial" w:hAnsi="Arial" w:cs="Arial"/>
-          <w:sz w:val="22"/>
-          <w:szCs w:val="22"/>
-        </w:rPr>
-      </w:pPr>
-      <w:r>
-        <w:rPr>
-          <w:rFonts w:cs="Arial" w:ascii="Arial" w:hAnsi="Arial"/>
+          <w:b w:val="false"/>
+          <w:bCs w:val="false"/>
+          <w:sz w:val="22"/>
+          <w:szCs w:val="22"/>
+        </w:rPr>
+      </w:pPr>
+      <w:r>
+        <w:rPr>
+          <w:rFonts w:cs="Arial" w:ascii="Arial" w:hAnsi="Arial"/>
+          <w:b w:val="false"/>
+          <w:bCs w:val="false"/>
           <w:sz w:val="22"/>
           <w:szCs w:val="22"/>
         </w:rPr>
@@ -1795,29 +1807,19 @@
         <w:spacing w:lineRule="auto" w:line="480"/>
         <w:ind w:hanging="0" w:start="0" w:end="0"/>
         <w:rPr>
-          <w:rFonts w:ascii="Arial" w:hAnsi="Arial" w:cs="Arial"/>
-          <w:sz w:val="22"/>
-          <w:szCs w:val="22"/>
-        </w:rPr>
-      </w:pPr>
-      <w:r>
-        <w:rPr>
-          <w:rFonts w:cs="Arial" w:ascii="Arial" w:hAnsi="Arial"/>
-          <w:b/>
-          <w:bCs/>
-          <w:sz w:val="22"/>
-          <w:szCs w:val="22"/>
-        </w:rPr>
-        <w:tab/>
-      </w:r>
-      <w:r>
-        <w:rPr>
-          <w:rFonts w:cs="Arial" w:ascii="Arial" w:hAnsi="Arial"/>
           <w:b w:val="false"/>
           <w:bCs w:val="false"/>
-          <w:sz w:val="22"/>
-          <w:szCs w:val="22"/>
-        </w:rPr>
+        </w:rPr>
+      </w:pPr>
+      <w:r>
+        <w:rPr>
+          <w:rFonts w:cs="Arial" w:ascii="Arial" w:hAnsi="Arial"/>
+          <w:b w:val="false"/>
+          <w:bCs w:val="false"/>
+          <w:sz w:val="22"/>
+          <w:szCs w:val="22"/>
+        </w:rPr>
+        <w:tab/>
         <w:t xml:space="preserve">Il Presidente: {{presidente}} </w:t>
         <w:br/>
         <w:tab/>
@@ -1863,13 +1865,17 @@
         <w:jc w:val="both"/>
         <w:rPr>
           <w:rFonts w:ascii="Arial" w:hAnsi="Arial" w:cs="Arial"/>
-          <w:sz w:val="22"/>
-          <w:szCs w:val="22"/>
-        </w:rPr>
-      </w:pPr>
-      <w:r>
-        <w:rPr>
-          <w:rFonts w:cs="Arial" w:ascii="Arial" w:hAnsi="Arial"/>
+          <w:b w:val="false"/>
+          <w:bCs w:val="false"/>
+          <w:sz w:val="22"/>
+          <w:szCs w:val="22"/>
+        </w:rPr>
+      </w:pPr>
+      <w:r>
+        <w:rPr>
+          <w:rFonts w:cs="Arial" w:ascii="Arial" w:hAnsi="Arial"/>
+          <w:b w:val="false"/>
+          <w:bCs w:val="false"/>
           <w:sz w:val="22"/>
           <w:szCs w:val="22"/>
         </w:rPr>
@@ -2605,6 +2611,15 @@
           <w:szCs w:val="22"/>
         </w:rPr>
         <w:tab/>
+      </w:r>
+      <w:r>
+        <w:rPr>
+          <w:rFonts w:cs="Arial" w:ascii="Arial" w:hAnsi="Arial"/>
+          <w:b w:val="false"/>
+          <w:bCs w:val="false"/>
+          <w:sz w:val="22"/>
+          <w:szCs w:val="22"/>
+        </w:rPr>
         <w:t>LA COMMISSIONE</w:t>
       </w:r>
     </w:p>
@@ -2619,13 +2634,17 @@
         <w:ind w:hanging="0" w:start="0" w:end="0"/>
         <w:rPr>
           <w:rFonts w:ascii="Arial" w:hAnsi="Arial" w:cs="Arial"/>
-          <w:sz w:val="22"/>
-          <w:szCs w:val="22"/>
-        </w:rPr>
-      </w:pPr>
-      <w:r>
-        <w:rPr>
-          <w:rFonts w:cs="Arial" w:ascii="Arial" w:hAnsi="Arial"/>
+          <w:b w:val="false"/>
+          <w:bCs w:val="false"/>
+          <w:sz w:val="22"/>
+          <w:szCs w:val="22"/>
+        </w:rPr>
+      </w:pPr>
+      <w:r>
+        <w:rPr>
+          <w:rFonts w:cs="Arial" w:ascii="Arial" w:hAnsi="Arial"/>
+          <w:b w:val="false"/>
+          <w:bCs w:val="false"/>
           <w:sz w:val="22"/>
           <w:szCs w:val="22"/>
         </w:rPr>
@@ -2642,16 +2661,15 @@
         <w:spacing w:lineRule="auto" w:line="480"/>
         <w:ind w:hanging="0" w:start="0" w:end="0"/>
         <w:rPr>
-          <w:rFonts w:ascii="Arial" w:hAnsi="Arial" w:cs="Arial"/>
-          <w:sz w:val="22"/>
-          <w:szCs w:val="22"/>
-        </w:rPr>
-      </w:pPr>
-      <w:r>
-        <w:rPr>
-          <w:rFonts w:cs="Arial" w:ascii="Arial" w:hAnsi="Arial"/>
-          <w:b/>
-          <w:bCs/>
+          <w:b w:val="false"/>
+          <w:bCs w:val="false"/>
+        </w:rPr>
+      </w:pPr>
+      <w:r>
+        <w:rPr>
+          <w:rFonts w:cs="Arial" w:ascii="Arial" w:hAnsi="Arial"/>
+          <w:b w:val="false"/>
+          <w:bCs w:val="false"/>
           <w:sz w:val="22"/>
           <w:szCs w:val="22"/>
         </w:rPr>
@@ -2660,6 +2678,8 @@
       <w:r>
         <w:rPr>
           <w:rFonts w:cs="Arial" w:ascii="Arial" w:hAnsi="Arial"/>
+          <w:b w:val="false"/>
+          <w:bCs w:val="false"/>
           <w:sz w:val="22"/>
           <w:szCs w:val="22"/>
         </w:rPr>
@@ -2683,14 +2703,15 @@
         <w:jc w:val="start"/>
         <w:textAlignment w:val="auto"/>
         <w:rPr>
-          <w:rFonts w:ascii="Arial" w:hAnsi="Arial" w:cs="Arial"/>
-          <w:sz w:val="22"/>
-          <w:szCs w:val="22"/>
-        </w:rPr>
-      </w:pPr>
-      <w:r>
-        <w:rPr>
-          <w:rFonts w:cs="Arial" w:ascii="Arial" w:hAnsi="Arial"/>
+          <w:b w:val="false"/>
+          <w:bCs w:val="false"/>
+        </w:rPr>
+      </w:pPr>
+      <w:r>
+        <w:rPr>
+          <w:rFonts w:cs="Arial" w:ascii="Arial" w:hAnsi="Arial"/>
+          <w:b w:val="false"/>
+          <w:bCs w:val="false"/>
           <w:sz w:val="22"/>
           <w:szCs w:val="22"/>
         </w:rPr>
@@ -2713,13 +2734,17 @@
         <w:textAlignment w:val="auto"/>
         <w:rPr>
           <w:rFonts w:ascii="Arial" w:hAnsi="Arial" w:cs="Arial"/>
-          <w:sz w:val="22"/>
-          <w:szCs w:val="22"/>
-        </w:rPr>
-      </w:pPr>
-      <w:r>
-        <w:rPr>
-          <w:rFonts w:cs="Arial" w:ascii="Arial" w:hAnsi="Arial"/>
+          <w:b w:val="false"/>
+          <w:bCs w:val="false"/>
+          <w:sz w:val="22"/>
+          <w:szCs w:val="22"/>
+        </w:rPr>
+      </w:pPr>
+      <w:r>
+        <w:rPr>
+          <w:rFonts w:cs="Arial" w:ascii="Arial" w:hAnsi="Arial"/>
+          <w:b w:val="false"/>
+          <w:bCs w:val="false"/>
           <w:sz w:val="22"/>
           <w:szCs w:val="22"/>
         </w:rPr>
@@ -3067,7 +3092,6 @@
         <w:jc w:val="both"/>
         <w:rPr>
           <w:rFonts w:ascii="Arial" w:hAnsi="Arial" w:cs="Arial"/>
-          <w:i/>
           <w:i/>
           <w:iCs/>
           <w:sz w:val="22"/>
@@ -3270,7 +3294,7 @@
 </file>
 
 <file path=word/footer1.xml><?xml version="1.0" encoding="utf-8"?>
-<w:ftr xmlns:o="urn:schemas-microsoft-com:office:office" xmlns:r="http://schemas.openxmlformats.org/officeDocument/2006/relationships" xmlns:v="urn:schemas-microsoft-com:vml" xmlns:w="http://schemas.openxmlformats.org/wordprocessingml/2006/main" xmlns:w10="urn:schemas-microsoft-com:office:word" xmlns:wp="http://schemas.openxmlformats.org/drawingml/2006/wordprocessingDrawing" xmlns:wps="http://schemas.microsoft.com/office/word/2010/wordprocessingShape" xmlns:wpg="http://schemas.microsoft.com/office/word/2010/wordprocessingGroup" xmlns:mc="http://schemas.openxmlformats.org/markup-compatibility/2006" xmlns:wp14="http://schemas.microsoft.com/office/word/2010/wordprocessingDrawing" xmlns:w14="http://schemas.microsoft.com/office/word/2010/wordml" xmlns:w15="http://schemas.microsoft.com/office/word/2012/wordml" mc:Ignorable="w14 wp14 w15">
+<w:ftr xmlns:o="urn:schemas-microsoft-com:office:office" xmlns:r="http://schemas.openxmlformats.org/officeDocument/2006/relationships" xmlns:v="urn:schemas-microsoft-com:vml" xmlns:w="http://schemas.openxmlformats.org/wordprocessingml/2006/main" xmlns:w10="urn:schemas-microsoft-com:office:word" xmlns:wp="http://schemas.openxmlformats.org/drawingml/2006/wordprocessingDrawing" xmlns:pic="http://schemas.openxmlformats.org/drawingml/2006/picture" xmlns:wps="http://schemas.microsoft.com/office/word/2010/wordprocessingShape" xmlns:wpg="http://schemas.microsoft.com/office/word/2010/wordprocessingGroup" xmlns:mc="http://schemas.openxmlformats.org/markup-compatibility/2006" xmlns:wp14="http://schemas.microsoft.com/office/word/2010/wordprocessingDrawing" xmlns:w14="http://schemas.microsoft.com/office/word/2010/wordml" xmlns:w15="http://schemas.microsoft.com/office/word/2012/wordml" mc:Ignorable="w14 wp14 w15">
   <w:p>
     <w:pPr>
       <w:pStyle w:val="Footer"/>
@@ -3284,7 +3308,7 @@
 </file>
 
 <file path=word/footer2.xml><?xml version="1.0" encoding="utf-8"?>
-<w:ftr xmlns:o="urn:schemas-microsoft-com:office:office" xmlns:r="http://schemas.openxmlformats.org/officeDocument/2006/relationships" xmlns:v="urn:schemas-microsoft-com:vml" xmlns:w="http://schemas.openxmlformats.org/wordprocessingml/2006/main" xmlns:w10="urn:schemas-microsoft-com:office:word" xmlns:wp="http://schemas.openxmlformats.org/drawingml/2006/wordprocessingDrawing" xmlns:wps="http://schemas.microsoft.com/office/word/2010/wordprocessingShape" xmlns:wpg="http://schemas.microsoft.com/office/word/2010/wordprocessingGroup" xmlns:mc="http://schemas.openxmlformats.org/markup-compatibility/2006" xmlns:wp14="http://schemas.microsoft.com/office/word/2010/wordprocessingDrawing" xmlns:w14="http://schemas.microsoft.com/office/word/2010/wordml" xmlns:w15="http://schemas.microsoft.com/office/word/2012/wordml" mc:Ignorable="w14 wp14 w15">
+<w:ftr xmlns:o="urn:schemas-microsoft-com:office:office" xmlns:r="http://schemas.openxmlformats.org/officeDocument/2006/relationships" xmlns:v="urn:schemas-microsoft-com:vml" xmlns:w="http://schemas.openxmlformats.org/wordprocessingml/2006/main" xmlns:w10="urn:schemas-microsoft-com:office:word" xmlns:wp="http://schemas.openxmlformats.org/drawingml/2006/wordprocessingDrawing" xmlns:pic="http://schemas.openxmlformats.org/drawingml/2006/picture" xmlns:wps="http://schemas.microsoft.com/office/word/2010/wordprocessingShape" xmlns:wpg="http://schemas.microsoft.com/office/word/2010/wordprocessingGroup" xmlns:mc="http://schemas.openxmlformats.org/markup-compatibility/2006" xmlns:wp14="http://schemas.microsoft.com/office/word/2010/wordprocessingDrawing" xmlns:w14="http://schemas.microsoft.com/office/word/2010/wordml" xmlns:w15="http://schemas.microsoft.com/office/word/2012/wordml" mc:Ignorable="w14 wp14 w15">
   <w:p>
     <w:pPr>
       <w:pStyle w:val="Footer"/>
@@ -3299,7 +3323,7 @@
       <mc:AlternateContent>
         <mc:Choice Requires="wps">
           <w:drawing>
-            <wp:anchor behindDoc="0" distT="0" distB="0" distL="0" distR="0" simplePos="0" locked="0" layoutInCell="0" allowOverlap="1" relativeHeight="21">
+            <wp:anchor distT="0" distB="0" distL="0" distR="0" simplePos="0" relativeHeight="25" behindDoc="1" locked="0" layoutInCell="0" allowOverlap="1">
               <wp:simplePos x="0" y="0"/>
               <wp:positionH relativeFrom="margin">
                 <wp:align>right</wp:align>
@@ -3346,12 +3370,14 @@
                             </w:rPr>
                           </w:pPr>
                           <w:r>
-                            <w:rPr/>
+                            <w:rPr>
+                              <w:color w:val="000000"/>
+                            </w:rPr>
                           </w:r>
                         </w:p>
                       </w:txbxContent>
                     </wps:txbx>
-                    <wps:bodyPr lIns="0" rIns="0" tIns="0" bIns="0" anchor="t">
+                    <wps:bodyPr lIns="0" tIns="0" rIns="0" bIns="0" anchor="t">
                       <a:noAutofit/>
                     </wps:bodyPr>
                   </wps:wsp>
@@ -3362,7 +3388,7 @@
         </mc:Choice>
         <mc:Fallback>
           <w:pict>
-            <v:rect id="shape_0" ID="Frame1" path="m0,0l-2147483645,0l-2147483645,-2147483646l0,-2147483646xe" stroked="f" o:allowincell="f" style="position:absolute;margin-left:475.75pt;margin-top:0.05pt;width:6pt;height:13.75pt;mso-wrap-style:none;v-text-anchor:middle;mso-position-horizontal:right;mso-position-horizontal-relative:margin">
+            <v:rect id="shape_0" stroked="f" o:allowincell="f" style="position:absolute;margin-left:475.8pt;margin-top:0.05pt;width:6pt;height:13.75pt;mso-wrap-style:none;v-text-anchor:middle;mso-position-horizontal:right;mso-position-horizontal-relative:margin">
               <v:fill o:detectmouseclick="t" on="false"/>
               <v:stroke color="#3465a4" joinstyle="round" endcap="flat"/>
               <v:textbox>
@@ -3377,7 +3403,9 @@
                       </w:rPr>
                     </w:pPr>
                     <w:r>
-                      <w:rPr/>
+                      <w:rPr>
+                        <w:color w:val="000000"/>
+                      </w:rPr>
                     </w:r>
                   </w:p>
                 </w:txbxContent>
@@ -3393,7 +3421,7 @@
 </file>
 
 <file path=word/footer3.xml><?xml version="1.0" encoding="utf-8"?>
-<w:ftr xmlns:o="urn:schemas-microsoft-com:office:office" xmlns:r="http://schemas.openxmlformats.org/officeDocument/2006/relationships" xmlns:v="urn:schemas-microsoft-com:vml" xmlns:w="http://schemas.openxmlformats.org/wordprocessingml/2006/main" xmlns:w10="urn:schemas-microsoft-com:office:word" xmlns:wp="http://schemas.openxmlformats.org/drawingml/2006/wordprocessingDrawing" xmlns:wps="http://schemas.microsoft.com/office/word/2010/wordprocessingShape" xmlns:wpg="http://schemas.microsoft.com/office/word/2010/wordprocessingGroup" xmlns:mc="http://schemas.openxmlformats.org/markup-compatibility/2006" xmlns:wp14="http://schemas.microsoft.com/office/word/2010/wordprocessingDrawing" xmlns:w14="http://schemas.microsoft.com/office/word/2010/wordml" xmlns:w15="http://schemas.microsoft.com/office/word/2012/wordml" mc:Ignorable="w14 wp14 w15">
+<w:ftr xmlns:o="urn:schemas-microsoft-com:office:office" xmlns:r="http://schemas.openxmlformats.org/officeDocument/2006/relationships" xmlns:v="urn:schemas-microsoft-com:vml" xmlns:w="http://schemas.openxmlformats.org/wordprocessingml/2006/main" xmlns:w10="urn:schemas-microsoft-com:office:word" xmlns:wp="http://schemas.openxmlformats.org/drawingml/2006/wordprocessingDrawing" xmlns:pic="http://schemas.openxmlformats.org/drawingml/2006/picture" xmlns:wps="http://schemas.microsoft.com/office/word/2010/wordprocessingShape" xmlns:wpg="http://schemas.microsoft.com/office/word/2010/wordprocessingGroup" xmlns:mc="http://schemas.openxmlformats.org/markup-compatibility/2006" xmlns:wp14="http://schemas.microsoft.com/office/word/2010/wordprocessingDrawing" xmlns:w14="http://schemas.microsoft.com/office/word/2010/wordml" xmlns:w15="http://schemas.microsoft.com/office/word/2012/wordml" mc:Ignorable="w14 wp14 w15">
   <w:p>
     <w:pPr>
       <w:pStyle w:val="Footer"/>
@@ -3408,7 +3436,7 @@
       <mc:AlternateContent>
         <mc:Choice Requires="wps">
           <w:drawing>
-            <wp:anchor behindDoc="0" distT="0" distB="0" distL="0" distR="0" simplePos="0" locked="0" layoutInCell="0" allowOverlap="1" relativeHeight="21">
+            <wp:anchor distT="0" distB="0" distL="0" distR="0" simplePos="0" relativeHeight="25" behindDoc="1" locked="0" layoutInCell="0" allowOverlap="1">
               <wp:simplePos x="0" y="0"/>
               <wp:positionH relativeFrom="margin">
                 <wp:align>right</wp:align>
@@ -3455,12 +3483,14 @@
                             </w:rPr>
                           </w:pPr>
                           <w:r>
-                            <w:rPr/>
+                            <w:rPr>
+                              <w:color w:val="000000"/>
+                            </w:rPr>
                           </w:r>
                         </w:p>
                       </w:txbxContent>
                     </wps:txbx>
-                    <wps:bodyPr lIns="0" rIns="0" tIns="0" bIns="0" anchor="t">
+                    <wps:bodyPr lIns="0" tIns="0" rIns="0" bIns="0" anchor="t">
                       <a:noAutofit/>
                     </wps:bodyPr>
                   </wps:wsp>
@@ -3471,7 +3501,7 @@
         </mc:Choice>
         <mc:Fallback>
           <w:pict>
-            <v:rect id="shape_0" ID="Frame1" path="m0,0l-2147483645,0l-2147483645,-2147483646l0,-2147483646xe" stroked="f" o:allowincell="f" style="position:absolute;margin-left:475.75pt;margin-top:0.05pt;width:6pt;height:13.75pt;mso-wrap-style:none;v-text-anchor:middle;mso-position-horizontal:right;mso-position-horizontal-relative:margin">
+            <v:rect id="shape_0" stroked="f" o:allowincell="f" style="position:absolute;margin-left:475.8pt;margin-top:0.05pt;width:6pt;height:13.75pt;mso-wrap-style:none;v-text-anchor:middle;mso-position-horizontal:right;mso-position-horizontal-relative:margin">
               <v:fill o:detectmouseclick="t" on="false"/>
               <v:stroke color="#3465a4" joinstyle="round" endcap="flat"/>
               <v:textbox>
@@ -3486,7 +3516,9 @@
                       </w:rPr>
                     </w:pPr>
                     <w:r>
-                      <w:rPr/>
+                      <w:rPr>
+                        <w:color w:val="000000"/>
+                      </w:rPr>
                     </w:r>
                   </w:p>
                 </w:txbxContent>
@@ -3502,7 +3534,7 @@
 </file>
 
 <file path=word/header1.xml><?xml version="1.0" encoding="utf-8"?>
-<w:hdr xmlns:o="urn:schemas-microsoft-com:office:office" xmlns:r="http://schemas.openxmlformats.org/officeDocument/2006/relationships" xmlns:v="urn:schemas-microsoft-com:vml" xmlns:w="http://schemas.openxmlformats.org/wordprocessingml/2006/main" xmlns:w10="urn:schemas-microsoft-com:office:word" xmlns:wp="http://schemas.openxmlformats.org/drawingml/2006/wordprocessingDrawing" xmlns:wps="http://schemas.microsoft.com/office/word/2010/wordprocessingShape" xmlns:wpg="http://schemas.microsoft.com/office/word/2010/wordprocessingGroup" xmlns:mc="http://schemas.openxmlformats.org/markup-compatibility/2006" xmlns:wp14="http://schemas.microsoft.com/office/word/2010/wordprocessingDrawing" xmlns:w14="http://schemas.microsoft.com/office/word/2010/wordml" xmlns:w15="http://schemas.microsoft.com/office/word/2012/wordml" mc:Ignorable="w14 wp14 w15">
+<w:hdr xmlns:o="urn:schemas-microsoft-com:office:office" xmlns:r="http://schemas.openxmlformats.org/officeDocument/2006/relationships" xmlns:v="urn:schemas-microsoft-com:vml" xmlns:w="http://schemas.openxmlformats.org/wordprocessingml/2006/main" xmlns:w10="urn:schemas-microsoft-com:office:word" xmlns:wp="http://schemas.openxmlformats.org/drawingml/2006/wordprocessingDrawing" xmlns:pic="http://schemas.openxmlformats.org/drawingml/2006/picture" xmlns:wps="http://schemas.microsoft.com/office/word/2010/wordprocessingShape" xmlns:wpg="http://schemas.microsoft.com/office/word/2010/wordprocessingGroup" xmlns:mc="http://schemas.openxmlformats.org/markup-compatibility/2006" xmlns:wp14="http://schemas.microsoft.com/office/word/2010/wordprocessingDrawing" xmlns:w14="http://schemas.microsoft.com/office/word/2010/wordml" xmlns:w15="http://schemas.microsoft.com/office/word/2012/wordml" mc:Ignorable="w14 wp14 w15">
   <w:p>
     <w:pPr>
       <w:pStyle w:val="Header"/>
@@ -3516,7 +3548,7 @@
 </file>
 
 <file path=word/header2.xml><?xml version="1.0" encoding="utf-8"?>
-<w:hdr xmlns:o="urn:schemas-microsoft-com:office:office" xmlns:r="http://schemas.openxmlformats.org/officeDocument/2006/relationships" xmlns:v="urn:schemas-microsoft-com:vml" xmlns:w="http://schemas.openxmlformats.org/wordprocessingml/2006/main" xmlns:w10="urn:schemas-microsoft-com:office:word" xmlns:wp="http://schemas.openxmlformats.org/drawingml/2006/wordprocessingDrawing" xmlns:wps="http://schemas.microsoft.com/office/word/2010/wordprocessingShape" xmlns:wpg="http://schemas.microsoft.com/office/word/2010/wordprocessingGroup" xmlns:mc="http://schemas.openxmlformats.org/markup-compatibility/2006" xmlns:wp14="http://schemas.microsoft.com/office/word/2010/wordprocessingDrawing" xmlns:w14="http://schemas.microsoft.com/office/word/2010/wordml" xmlns:w15="http://schemas.microsoft.com/office/word/2012/wordml" mc:Ignorable="w14 wp14 w15">
+<w:hdr xmlns:o="urn:schemas-microsoft-com:office:office" xmlns:r="http://schemas.openxmlformats.org/officeDocument/2006/relationships" xmlns:v="urn:schemas-microsoft-com:vml" xmlns:w="http://schemas.openxmlformats.org/wordprocessingml/2006/main" xmlns:w10="urn:schemas-microsoft-com:office:word" xmlns:wp="http://schemas.openxmlformats.org/drawingml/2006/wordprocessingDrawing" xmlns:pic="http://schemas.openxmlformats.org/drawingml/2006/picture" xmlns:wps="http://schemas.microsoft.com/office/word/2010/wordprocessingShape" xmlns:wpg="http://schemas.microsoft.com/office/word/2010/wordprocessingGroup" xmlns:mc="http://schemas.openxmlformats.org/markup-compatibility/2006" xmlns:wp14="http://schemas.microsoft.com/office/word/2010/wordprocessingDrawing" xmlns:w14="http://schemas.microsoft.com/office/word/2010/wordml" xmlns:w15="http://schemas.microsoft.com/office/word/2012/wordml" mc:Ignorable="w14 wp14 w15">
   <w:p>
     <w:pPr>
       <w:pStyle w:val="Header"/>
@@ -3529,7 +3561,7 @@
     <w:r>
       <w:rPr/>
       <w:drawing>
-        <wp:anchor behindDoc="1" distT="0" distB="0" distL="0" distR="0" simplePos="0" locked="0" layoutInCell="1" allowOverlap="1" relativeHeight="6">
+        <wp:anchor distT="0" distB="0" distL="0" distR="0" simplePos="0" relativeHeight="6" behindDoc="1" locked="0" layoutInCell="1" allowOverlap="1">
           <wp:simplePos x="0" y="0"/>
           <wp:positionH relativeFrom="column">
             <wp:posOffset>-720090</wp:posOffset>
@@ -3540,7 +3572,7 @@
           <wp:extent cx="7560310" cy="1371600"/>
           <wp:effectExtent l="0" t="0" r="0" b="0"/>
           <wp:wrapNone/>
-          <wp:docPr id="1" name="Image2" descr="" title=""/>
+          <wp:docPr id="1" name="Image2"/>
           <wp:cNvGraphicFramePr>
             <a:graphicFrameLocks xmlns:a="http://schemas.openxmlformats.org/drawingml/2006/main" noChangeAspect="1"/>
           </wp:cNvGraphicFramePr>
@@ -3548,7 +3580,7 @@
             <a:graphicData uri="http://schemas.openxmlformats.org/drawingml/2006/picture">
               <pic:pic xmlns:pic="http://schemas.openxmlformats.org/drawingml/2006/picture">
                 <pic:nvPicPr>
-                  <pic:cNvPr id="1" name="Image2" descr="" title=""/>
+                  <pic:cNvPr id="1" name="Image2"/>
                   <pic:cNvPicPr>
                     <a:picLocks noChangeAspect="1" noChangeArrowheads="1"/>
                   </pic:cNvPicPr>
@@ -3567,6 +3599,7 @@
                   <a:prstGeom prst="rect">
                     <a:avLst/>
                   </a:prstGeom>
+                  <a:noFill/>
                 </pic:spPr>
               </pic:pic>
             </a:graphicData>
@@ -3574,7 +3607,7 @@
         </wp:anchor>
       </w:drawing>
       <w:drawing>
-        <wp:anchor behindDoc="1" distT="0" distB="0" distL="0" distR="0" simplePos="0" locked="0" layoutInCell="1" allowOverlap="1" relativeHeight="11">
+        <wp:anchor distT="0" distB="0" distL="0" distR="0" simplePos="0" relativeHeight="11" behindDoc="1" locked="0" layoutInCell="1" allowOverlap="1">
           <wp:simplePos x="0" y="0"/>
           <wp:positionH relativeFrom="column">
             <wp:posOffset>5102860</wp:posOffset>
@@ -3585,7 +3618,7 @@
           <wp:extent cx="1497330" cy="621030"/>
           <wp:effectExtent l="0" t="0" r="0" b="0"/>
           <wp:wrapNone/>
-          <wp:docPr id="2" name="Image1" descr="" title=""/>
+          <wp:docPr id="2" name="Image1"/>
           <wp:cNvGraphicFramePr>
             <a:graphicFrameLocks xmlns:a="http://schemas.openxmlformats.org/drawingml/2006/main" noChangeAspect="1"/>
           </wp:cNvGraphicFramePr>
@@ -3593,7 +3626,7 @@
             <a:graphicData uri="http://schemas.openxmlformats.org/drawingml/2006/picture">
               <pic:pic xmlns:pic="http://schemas.openxmlformats.org/drawingml/2006/picture">
                 <pic:nvPicPr>
-                  <pic:cNvPr id="2" name="Image1" descr="" title=""/>
+                  <pic:cNvPr id="2" name="Image1"/>
                   <pic:cNvPicPr>
                     <a:picLocks noChangeAspect="1" noChangeArrowheads="1"/>
                   </pic:cNvPicPr>
@@ -3612,6 +3645,7 @@
                   <a:prstGeom prst="rect">
                     <a:avLst/>
                   </a:prstGeom>
+                  <a:noFill/>
                 </pic:spPr>
               </pic:pic>
             </a:graphicData>
@@ -3619,7 +3653,7 @@
         </wp:anchor>
       </w:drawing>
       <w:drawing>
-        <wp:anchor behindDoc="1" distT="0" distB="0" distL="0" distR="0" simplePos="0" locked="0" layoutInCell="1" allowOverlap="1" relativeHeight="27">
+        <wp:anchor distT="0" distB="0" distL="0" distR="0" simplePos="0" relativeHeight="16" behindDoc="1" locked="0" layoutInCell="1" allowOverlap="1">
           <wp:simplePos x="0" y="0"/>
           <wp:positionH relativeFrom="column">
             <wp:posOffset>-720090</wp:posOffset>
@@ -3630,7 +3664,7 @@
           <wp:extent cx="7571740" cy="1164590"/>
           <wp:effectExtent l="0" t="0" r="0" b="0"/>
           <wp:wrapNone/>
-          <wp:docPr id="3" name="Image3" descr="" title=""/>
+          <wp:docPr id="3" name="Image3"/>
           <wp:cNvGraphicFramePr>
             <a:graphicFrameLocks xmlns:a="http://schemas.openxmlformats.org/drawingml/2006/main" noChangeAspect="1"/>
           </wp:cNvGraphicFramePr>
@@ -3638,7 +3672,7 @@
             <a:graphicData uri="http://schemas.openxmlformats.org/drawingml/2006/picture">
               <pic:pic xmlns:pic="http://schemas.openxmlformats.org/drawingml/2006/picture">
                 <pic:nvPicPr>
-                  <pic:cNvPr id="3" name="Image3" descr="" title=""/>
+                  <pic:cNvPr id="3" name="Image3"/>
                   <pic:cNvPicPr>
                     <a:picLocks noChangeAspect="1" noChangeArrowheads="1"/>
                   </pic:cNvPicPr>
@@ -3657,6 +3691,7 @@
                   <a:prstGeom prst="rect">
                     <a:avLst/>
                   </a:prstGeom>
+                  <a:noFill/>
                 </pic:spPr>
               </pic:pic>
             </a:graphicData>
@@ -3669,7 +3704,7 @@
 </file>
 
 <file path=word/header3.xml><?xml version="1.0" encoding="utf-8"?>
-<w:hdr xmlns:o="urn:schemas-microsoft-com:office:office" xmlns:r="http://schemas.openxmlformats.org/officeDocument/2006/relationships" xmlns:v="urn:schemas-microsoft-com:vml" xmlns:w="http://schemas.openxmlformats.org/wordprocessingml/2006/main" xmlns:w10="urn:schemas-microsoft-com:office:word" xmlns:wp="http://schemas.openxmlformats.org/drawingml/2006/wordprocessingDrawing" xmlns:wps="http://schemas.microsoft.com/office/word/2010/wordprocessingShape" xmlns:wpg="http://schemas.microsoft.com/office/word/2010/wordprocessingGroup" xmlns:mc="http://schemas.openxmlformats.org/markup-compatibility/2006" xmlns:wp14="http://schemas.microsoft.com/office/word/2010/wordprocessingDrawing" xmlns:w14="http://schemas.microsoft.com/office/word/2010/wordml" xmlns:w15="http://schemas.microsoft.com/office/word/2012/wordml" mc:Ignorable="w14 wp14 w15">
+<w:hdr xmlns:o="urn:schemas-microsoft-com:office:office" xmlns:r="http://schemas.openxmlformats.org/officeDocument/2006/relationships" xmlns:v="urn:schemas-microsoft-com:vml" xmlns:w="http://schemas.openxmlformats.org/wordprocessingml/2006/main" xmlns:w10="urn:schemas-microsoft-com:office:word" xmlns:wp="http://schemas.openxmlformats.org/drawingml/2006/wordprocessingDrawing" xmlns:pic="http://schemas.openxmlformats.org/drawingml/2006/picture" xmlns:wps="http://schemas.microsoft.com/office/word/2010/wordprocessingShape" xmlns:wpg="http://schemas.microsoft.com/office/word/2010/wordprocessingGroup" xmlns:mc="http://schemas.openxmlformats.org/markup-compatibility/2006" xmlns:wp14="http://schemas.microsoft.com/office/word/2010/wordprocessingDrawing" xmlns:w14="http://schemas.microsoft.com/office/word/2010/wordml" xmlns:w15="http://schemas.microsoft.com/office/word/2012/wordml" mc:Ignorable="w14 wp14 w15">
   <w:p>
     <w:pPr>
       <w:pStyle w:val="Header"/>
@@ -3682,7 +3717,7 @@
     <w:r>
       <w:rPr/>
       <w:drawing>
-        <wp:anchor behindDoc="1" distT="0" distB="0" distL="0" distR="0" simplePos="0" locked="0" layoutInCell="1" allowOverlap="1" relativeHeight="6">
+        <wp:anchor distT="0" distB="0" distL="0" distR="0" simplePos="0" relativeHeight="6" behindDoc="1" locked="0" layoutInCell="1" allowOverlap="1">
           <wp:simplePos x="0" y="0"/>
           <wp:positionH relativeFrom="column">
             <wp:posOffset>-720090</wp:posOffset>
@@ -3693,7 +3728,7 @@
           <wp:extent cx="7560310" cy="1371600"/>
           <wp:effectExtent l="0" t="0" r="0" b="0"/>
           <wp:wrapNone/>
-          <wp:docPr id="4" name="Image2" descr="" title=""/>
+          <wp:docPr id="4" name="Image2"/>
           <wp:cNvGraphicFramePr>
             <a:graphicFrameLocks xmlns:a="http://schemas.openxmlformats.org/drawingml/2006/main" noChangeAspect="1"/>
           </wp:cNvGraphicFramePr>
@@ -3701,7 +3736,7 @@
             <a:graphicData uri="http://schemas.openxmlformats.org/drawingml/2006/picture">
               <pic:pic xmlns:pic="http://schemas.openxmlformats.org/drawingml/2006/picture">
                 <pic:nvPicPr>
-                  <pic:cNvPr id="4" name="Image2" descr="" title=""/>
+                  <pic:cNvPr id="4" name="Image2"/>
                   <pic:cNvPicPr>
                     <a:picLocks noChangeAspect="1" noChangeArrowheads="1"/>
                   </pic:cNvPicPr>
@@ -3720,6 +3755,7 @@
                   <a:prstGeom prst="rect">
                     <a:avLst/>
                   </a:prstGeom>
+                  <a:noFill/>
                 </pic:spPr>
               </pic:pic>
             </a:graphicData>
@@ -3727,7 +3763,7 @@
         </wp:anchor>
       </w:drawing>
       <w:drawing>
-        <wp:anchor behindDoc="1" distT="0" distB="0" distL="0" distR="0" simplePos="0" locked="0" layoutInCell="1" allowOverlap="1" relativeHeight="11">
+        <wp:anchor distT="0" distB="0" distL="0" distR="0" simplePos="0" relativeHeight="11" behindDoc="1" locked="0" layoutInCell="1" allowOverlap="1">
           <wp:simplePos x="0" y="0"/>
           <wp:positionH relativeFrom="column">
             <wp:posOffset>5102860</wp:posOffset>
@@ -3738,7 +3774,7 @@
           <wp:extent cx="1497330" cy="621030"/>
           <wp:effectExtent l="0" t="0" r="0" b="0"/>
           <wp:wrapNone/>
-          <wp:docPr id="5" name="Image1" descr="" title=""/>
+          <wp:docPr id="5" name="Image1"/>
           <wp:cNvGraphicFramePr>
             <a:graphicFrameLocks xmlns:a="http://schemas.openxmlformats.org/drawingml/2006/main" noChangeAspect="1"/>
           </wp:cNvGraphicFramePr>
@@ -3746,7 +3782,7 @@
             <a:graphicData uri="http://schemas.openxmlformats.org/drawingml/2006/picture">
               <pic:pic xmlns:pic="http://schemas.openxmlformats.org/drawingml/2006/picture">
                 <pic:nvPicPr>
-                  <pic:cNvPr id="5" name="Image1" descr="" title=""/>
+                  <pic:cNvPr id="5" name="Image1"/>
                   <pic:cNvPicPr>
                     <a:picLocks noChangeAspect="1" noChangeArrowheads="1"/>
                   </pic:cNvPicPr>
@@ -3765,6 +3801,7 @@
                   <a:prstGeom prst="rect">
                     <a:avLst/>
                   </a:prstGeom>
+                  <a:noFill/>
                 </pic:spPr>
               </pic:pic>
             </a:graphicData>
@@ -3772,7 +3809,7 @@
         </wp:anchor>
       </w:drawing>
       <w:drawing>
-        <wp:anchor behindDoc="1" distT="0" distB="0" distL="0" distR="0" simplePos="0" locked="0" layoutInCell="1" allowOverlap="1" relativeHeight="27">
+        <wp:anchor distT="0" distB="0" distL="0" distR="0" simplePos="0" relativeHeight="16" behindDoc="1" locked="0" layoutInCell="1" allowOverlap="1">
           <wp:simplePos x="0" y="0"/>
           <wp:positionH relativeFrom="column">
             <wp:posOffset>-720090</wp:posOffset>
@@ -3783,7 +3820,7 @@
           <wp:extent cx="7571740" cy="1164590"/>
           <wp:effectExtent l="0" t="0" r="0" b="0"/>
           <wp:wrapNone/>
-          <wp:docPr id="6" name="Image3" descr="" title=""/>
+          <wp:docPr id="6" name="Image3"/>
           <wp:cNvGraphicFramePr>
             <a:graphicFrameLocks xmlns:a="http://schemas.openxmlformats.org/drawingml/2006/main" noChangeAspect="1"/>
           </wp:cNvGraphicFramePr>
@@ -3791,7 +3828,7 @@
             <a:graphicData uri="http://schemas.openxmlformats.org/drawingml/2006/picture">
               <pic:pic xmlns:pic="http://schemas.openxmlformats.org/drawingml/2006/picture">
                 <pic:nvPicPr>
-                  <pic:cNvPr id="6" name="Image3" descr="" title=""/>
+                  <pic:cNvPr id="6" name="Image3"/>
                   <pic:cNvPicPr>
                     <a:picLocks noChangeAspect="1" noChangeArrowheads="1"/>
                   </pic:cNvPicPr>
@@ -3810,6 +3847,7 @@
                   <a:prstGeom prst="rect">
                     <a:avLst/>
                   </a:prstGeom>
+                  <a:noFill/>
                 </pic:spPr>
               </pic:pic>
             </a:graphicData>
@@ -4532,7 +4570,7 @@
     <w:pPr>
       <w:widowControl/>
       <w:suppressAutoHyphens w:val="true"/>
-      <w:overflowPunct w:val="true"/>
+      <w:overflowPunct w:val="false"/>
       <w:bidi w:val="0"/>
       <w:spacing w:before="0" w:after="0"/>
       <w:jc w:val="start"/>
@@ -4548,7 +4586,7 @@
     </w:rPr>
   </w:style>
   <w:style w:type="paragraph" w:styleId="Heading1">
-    <w:name w:val="Heading 1"/>
+    <w:name w:val="heading 1"/>
     <w:basedOn w:val="Normal"/>
     <w:next w:val="Normal"/>
     <w:qFormat/>
@@ -4573,7 +4611,7 @@
     </w:rPr>
   </w:style>
   <w:style w:type="paragraph" w:styleId="Heading2">
-    <w:name w:val="Heading 2"/>
+    <w:name w:val="heading 2"/>
     <w:basedOn w:val="Normal"/>
     <w:next w:val="Normal"/>
     <w:qFormat/>
@@ -4596,7 +4634,7 @@
     </w:rPr>
   </w:style>
   <w:style w:type="paragraph" w:styleId="Heading3">
-    <w:name w:val="Heading 3"/>
+    <w:name w:val="heading 3"/>
     <w:basedOn w:val="Normal"/>
     <w:next w:val="Normal"/>
     <w:qFormat/>
@@ -4621,7 +4659,7 @@
     </w:rPr>
   </w:style>
   <w:style w:type="paragraph" w:styleId="Heading4">
-    <w:name w:val="Heading 4"/>
+    <w:name w:val="heading 4"/>
     <w:basedOn w:val="Normal"/>
     <w:next w:val="Normal"/>
     <w:qFormat/>
@@ -4644,7 +4682,7 @@
     </w:rPr>
   </w:style>
   <w:style w:type="paragraph" w:styleId="Heading5">
-    <w:name w:val="Heading 5"/>
+    <w:name w:val="heading 5"/>
     <w:basedOn w:val="Normal"/>
     <w:next w:val="Normal"/>
     <w:qFormat/>
@@ -4668,7 +4706,7 @@
     </w:rPr>
   </w:style>
   <w:style w:type="paragraph" w:styleId="Heading6">
-    <w:name w:val="Heading 6"/>
+    <w:name w:val="heading 6"/>
     <w:basedOn w:val="Normal"/>
     <w:next w:val="Normal"/>
     <w:qFormat/>
@@ -4697,7 +4735,7 @@
     </w:rPr>
   </w:style>
   <w:style w:type="paragraph" w:styleId="Heading7">
-    <w:name w:val="Heading 7"/>
+    <w:name w:val="heading 7"/>
     <w:basedOn w:val="Normal"/>
     <w:next w:val="Normal"/>
     <w:qFormat/>
@@ -4726,7 +4764,7 @@
     </w:rPr>
   </w:style>
   <w:style w:type="paragraph" w:styleId="Heading8">
-    <w:name w:val="Heading 8"/>
+    <w:name w:val="heading 8"/>
     <w:basedOn w:val="Normal"/>
     <w:next w:val="Normal"/>
     <w:qFormat/>
@@ -4756,7 +4794,7 @@
     </w:rPr>
   </w:style>
   <w:style w:type="paragraph" w:styleId="Heading9">
-    <w:name w:val="Heading 9"/>
+    <w:name w:val="heading 9"/>
     <w:basedOn w:val="Normal"/>
     <w:next w:val="Normal"/>
     <w:qFormat/>
@@ -4918,7 +4956,7 @@
     <w:rPr/>
   </w:style>
   <w:style w:type="character" w:styleId="PageNumber">
-    <w:name w:val="Page Number"/>
+    <w:name w:val="page number"/>
     <w:basedOn w:val="DefaultParagraphFont"/>
     <w:rPr>
       <w:sz w:val="24"/>
@@ -4992,7 +5030,7 @@
     </w:rPr>
   </w:style>
   <w:style w:type="paragraph" w:styleId="Caption">
-    <w:name w:val="Caption"/>
+    <w:name w:val="caption"/>
     <w:basedOn w:val="Normal"/>
     <w:qFormat/>
     <w:pPr>
@@ -5024,7 +5062,7 @@
     <w:pPr>
       <w:widowControl/>
       <w:suppressAutoHyphens w:val="true"/>
-      <w:overflowPunct w:val="true"/>
+      <w:overflowPunct w:val="false"/>
       <w:bidi w:val="0"/>
       <w:spacing w:lineRule="auto" w:line="252" w:before="0" w:after="160"/>
       <w:jc w:val="start"/>
@@ -5092,7 +5130,7 @@
     <w:rPr/>
   </w:style>
   <w:style w:type="paragraph" w:styleId="Footer">
-    <w:name w:val="Footer"/>
+    <w:name w:val="footer"/>
     <w:basedOn w:val="Normal"/>
     <w:pPr>
       <w:widowControl/>
@@ -5151,7 +5189,7 @@
     </w:rPr>
   </w:style>
   <w:style w:type="paragraph" w:styleId="Header">
-    <w:name w:val="Header"/>
+    <w:name w:val="header"/>
     <w:basedOn w:val="Normal"/>
     <w:pPr>
       <w:widowControl/>
@@ -5189,6 +5227,13 @@
       <w:lang w:val="it-IT" w:eastAsia="it-IT" w:bidi="ar-SA"/>
     </w:rPr>
   </w:style>
+  <w:style w:type="paragraph" w:styleId="FrameContentsuser">
+    <w:name w:val="Frame Contents (user)"/>
+    <w:basedOn w:val="Normal"/>
+    <w:qFormat/>
+    <w:pPr/>
+    <w:rPr/>
+  </w:style>
   <w:style w:type="paragraph" w:styleId="FrameContents">
     <w:name w:val="Frame Contents"/>
     <w:basedOn w:val="Normal"/>
@@ -5207,37 +5252,37 @@
         <a:srgbClr val="000000"/>
       </a:dk1>
       <a:lt1>
-        <a:srgbClr val="ffffff"/>
+        <a:srgbClr val="FFFFFF"/>
       </a:lt1>
       <a:dk2>
         <a:srgbClr val="000000"/>
       </a:dk2>
       <a:lt2>
-        <a:srgbClr val="ffffff"/>
+        <a:srgbClr val="FFFFFF"/>
       </a:lt2>
       <a:accent1>
-        <a:srgbClr val="18a303"/>
+        <a:srgbClr val="18A303"/>
       </a:accent1>
       <a:accent2>
-        <a:srgbClr val="0369a3"/>
+        <a:srgbClr val="0369A3"/>
       </a:accent2>
       <a:accent3>
-        <a:srgbClr val="a33e03"/>
+        <a:srgbClr val="A33E03"/>
       </a:accent3>
       <a:accent4>
-        <a:srgbClr val="8e03a3"/>
+        <a:srgbClr val="8E03A3"/>
       </a:accent4>
       <a:accent5>
-        <a:srgbClr val="c99c00"/>
+        <a:srgbClr val="C99C00"/>
       </a:accent5>
       <a:accent6>
-        <a:srgbClr val="c9211e"/>
+        <a:srgbClr val="C9211E"/>
       </a:accent6>
       <a:hlink>
-        <a:srgbClr val="0000ee"/>
+        <a:srgbClr val="0000EE"/>
       </a:hlink>
       <a:folHlink>
-        <a:srgbClr val="551a8b"/>
+        <a:srgbClr val="551A8B"/>
       </a:folHlink>
     </a:clrScheme>
     <a:fontScheme name="Office">
